--- a/docmentacion/tablas.docx
+++ b/docmentacion/tablas.docx
@@ -24226,7 +24226,6 @@
                 <w14:ligatures w14:val="none"/>
               </w:rPr>
             </w:pPr>
-            <w:proofErr w:type="gramStart"/>
             <w:r>
               <w:rPr>
                 <w:rFonts w:ascii="Calibri" w:eastAsia="Times New Roman" w:hAnsi="Calibri" w:cs="Calibri"/>
@@ -24239,7 +24238,6 @@
               </w:rPr>
               <w:t>Indicador pendientes</w:t>
             </w:r>
-            <w:proofErr w:type="gramEnd"/>
           </w:p>
         </w:tc>
         <w:tc>
@@ -26718,31 +26716,17 @@
                 <w14:ligatures w14:val="none"/>
               </w:rPr>
             </w:pPr>
-            <w:proofErr w:type="gramStart"/>
-            <w:r>
-              <w:rPr>
-                <w:rFonts w:ascii="Calibri" w:eastAsia="Times New Roman" w:hAnsi="Calibri" w:cs="Calibri"/>
-                <w:color w:val="000000"/>
-                <w:kern w:val="0"/>
-                <w:sz w:val="22"/>
-                <w:szCs w:val="22"/>
-                <w:lang w:eastAsia="es-MX"/>
-                <w14:ligatures w14:val="none"/>
-              </w:rPr>
-              <w:t>Muestra listado</w:t>
-            </w:r>
-            <w:proofErr w:type="gramEnd"/>
-            <w:r>
-              <w:rPr>
-                <w:rFonts w:ascii="Calibri" w:eastAsia="Times New Roman" w:hAnsi="Calibri" w:cs="Calibri"/>
-                <w:color w:val="000000"/>
-                <w:kern w:val="0"/>
-                <w:sz w:val="22"/>
-                <w:szCs w:val="22"/>
-                <w:lang w:eastAsia="es-MX"/>
-                <w14:ligatures w14:val="none"/>
-              </w:rPr>
-              <w:t xml:space="preserve"> de solicitudes registradas</w:t>
+            <w:r>
+              <w:rPr>
+                <w:rFonts w:ascii="Calibri" w:eastAsia="Times New Roman" w:hAnsi="Calibri" w:cs="Calibri"/>
+                <w:color w:val="000000"/>
+                <w:kern w:val="0"/>
+                <w:sz w:val="22"/>
+                <w:szCs w:val="22"/>
+                <w:lang w:eastAsia="es-MX"/>
+                <w14:ligatures w14:val="none"/>
+              </w:rPr>
+              <w:t>Muestra listado de solicitudes registradas</w:t>
             </w:r>
           </w:p>
         </w:tc>
@@ -43628,7 +43612,7 @@
       </w:tblGrid>
       <w:tr>
         <w:trPr>
-          <w:trHeight w:val="70"/>
+          <w:trHeight w:val="145"/>
         </w:trPr>
         <w:tc>
           <w:tcPr>
@@ -43716,7 +43700,7 @@
                 <w:lang w:eastAsia="es-MX"/>
                 <w14:ligatures w14:val="none"/>
               </w:rPr>
-              <w:t>Nombre</w:t>
+              <w:t>Descripción</w:t>
             </w:r>
           </w:p>
         </w:tc>
@@ -43761,14 +43745,14 @@
                 <w:lang w:eastAsia="es-MX"/>
                 <w14:ligatures w14:val="none"/>
               </w:rPr>
-              <w:t>Acción</w:t>
+              <w:t xml:space="preserve">Acción </w:t>
             </w:r>
           </w:p>
         </w:tc>
       </w:tr>
       <w:tr>
         <w:trPr>
-          <w:trHeight w:val="353"/>
+          <w:trHeight w:val="897"/>
         </w:trPr>
         <w:tc>
           <w:tcPr>
@@ -43806,7 +43790,7 @@
                 <w:lang w:eastAsia="es-MX"/>
                 <w14:ligatures w14:val="none"/>
               </w:rPr>
-              <w:t>E5001</w:t>
+              <w:t>V4001</w:t>
             </w:r>
           </w:p>
         </w:tc>
@@ -43846,7 +43830,7 @@
                 <w:lang w:eastAsia="es-MX"/>
                 <w14:ligatures w14:val="none"/>
               </w:rPr>
-              <w:t>Error al cargar información del equipo</w:t>
+              <w:t>Duplicidad de Colaborador</w:t>
             </w:r>
           </w:p>
         </w:tc>
@@ -43886,14 +43870,14 @@
                 <w:lang w:eastAsia="es-MX"/>
                 <w14:ligatures w14:val="none"/>
               </w:rPr>
-              <w:t>Mostrar mensaje de error y permitir recargar</w:t>
+              <w:t>Antes de registrar, el sistema debe verificar que el correo institucional no esté ya asociado a un usuario activo.</w:t>
             </w:r>
           </w:p>
         </w:tc>
       </w:tr>
       <w:tr>
         <w:trPr>
-          <w:trHeight w:val="282"/>
+          <w:trHeight w:val="1044"/>
         </w:trPr>
         <w:tc>
           <w:tcPr>
@@ -43931,7 +43915,7 @@
                 <w:lang w:eastAsia="es-MX"/>
                 <w14:ligatures w14:val="none"/>
               </w:rPr>
-              <w:t>E5002</w:t>
+              <w:t>V4002</w:t>
             </w:r>
           </w:p>
         </w:tc>
@@ -43971,7 +43955,7 @@
                 <w:lang w:eastAsia="es-MX"/>
                 <w14:ligatures w14:val="none"/>
               </w:rPr>
-              <w:t>Sesión expirada</w:t>
+              <w:t>Asignación de Área Obligatoria</w:t>
             </w:r>
           </w:p>
         </w:tc>
@@ -44011,14 +43995,390 @@
                 <w:lang w:eastAsia="es-MX"/>
                 <w14:ligatures w14:val="none"/>
               </w:rPr>
-              <w:t>Redirigir al usuario al inicio de sesión</w:t>
+              <w:t>No se puede guardar un colaborador sin haber seleccionado una de las áreas institucionales registradas.</w:t>
             </w:r>
           </w:p>
         </w:tc>
       </w:tr>
       <w:tr>
         <w:trPr>
-          <w:trHeight w:val="353"/>
+          <w:trHeight w:val="1344"/>
+        </w:trPr>
+        <w:tc>
+          <w:tcPr>
+            <w:tcW w:w="1322" w:type="pct"/>
+            <w:tcBorders>
+              <w:top w:val="single" w:sz="4" w:space="0" w:color="FFFFFF"/>
+              <w:left w:val="nil"/>
+              <w:bottom w:val="single" w:sz="4" w:space="0" w:color="FFFFFF"/>
+              <w:right w:val="single" w:sz="4" w:space="0" w:color="FFFFFF"/>
+            </w:tcBorders>
+            <w:shd w:val="clear" w:color="BDD7EE" w:fill="BDD7EE"/>
+            <w:vAlign w:val="center"/>
+            <w:hideMark/>
+          </w:tcPr>
+          <w:p>
+            <w:pPr>
+              <w:spacing w:after="0" w:line="240" w:lineRule="auto"/>
+              <w:rPr>
+                <w:rFonts w:ascii="Calibri" w:eastAsia="Times New Roman" w:hAnsi="Calibri" w:cs="Calibri"/>
+                <w:color w:val="000000"/>
+                <w:kern w:val="0"/>
+                <w:sz w:val="22"/>
+                <w:szCs w:val="22"/>
+                <w:lang w:eastAsia="es-MX"/>
+                <w14:ligatures w14:val="none"/>
+              </w:rPr>
+            </w:pPr>
+            <w:r>
+              <w:rPr>
+                <w:rFonts w:ascii="Calibri" w:eastAsia="Times New Roman" w:hAnsi="Calibri" w:cs="Calibri"/>
+                <w:color w:val="000000"/>
+                <w:kern w:val="0"/>
+                <w:sz w:val="22"/>
+                <w:szCs w:val="22"/>
+                <w:lang w:eastAsia="es-MX"/>
+                <w14:ligatures w14:val="none"/>
+              </w:rPr>
+              <w:lastRenderedPageBreak/>
+              <w:t>V4003</w:t>
+            </w:r>
+          </w:p>
+        </w:tc>
+        <w:tc>
+          <w:tcPr>
+            <w:tcW w:w="1564" w:type="pct"/>
+            <w:tcBorders>
+              <w:top w:val="single" w:sz="4" w:space="0" w:color="FFFFFF"/>
+              <w:left w:val="single" w:sz="4" w:space="0" w:color="FFFFFF"/>
+              <w:bottom w:val="single" w:sz="4" w:space="0" w:color="FFFFFF"/>
+              <w:right w:val="single" w:sz="4" w:space="0" w:color="FFFFFF"/>
+            </w:tcBorders>
+            <w:shd w:val="clear" w:color="BDD7EE" w:fill="BDD7EE"/>
+            <w:vAlign w:val="center"/>
+            <w:hideMark/>
+          </w:tcPr>
+          <w:p>
+            <w:pPr>
+              <w:spacing w:after="0" w:line="240" w:lineRule="auto"/>
+              <w:rPr>
+                <w:rFonts w:ascii="Calibri" w:eastAsia="Times New Roman" w:hAnsi="Calibri" w:cs="Calibri"/>
+                <w:color w:val="000000"/>
+                <w:kern w:val="0"/>
+                <w:sz w:val="22"/>
+                <w:szCs w:val="22"/>
+                <w:lang w:eastAsia="es-MX"/>
+                <w14:ligatures w14:val="none"/>
+              </w:rPr>
+            </w:pPr>
+            <w:r>
+              <w:rPr>
+                <w:rFonts w:ascii="Calibri" w:eastAsia="Times New Roman" w:hAnsi="Calibri" w:cs="Calibri"/>
+                <w:color w:val="000000"/>
+                <w:kern w:val="0"/>
+                <w:sz w:val="22"/>
+                <w:szCs w:val="22"/>
+                <w:lang w:eastAsia="es-MX"/>
+                <w14:ligatures w14:val="none"/>
+              </w:rPr>
+              <w:t>Validación de Rol jerárquico</w:t>
+            </w:r>
+          </w:p>
+        </w:tc>
+        <w:tc>
+          <w:tcPr>
+            <w:tcW w:w="2114" w:type="pct"/>
+            <w:tcBorders>
+              <w:top w:val="single" w:sz="4" w:space="0" w:color="FFFFFF"/>
+              <w:left w:val="single" w:sz="4" w:space="0" w:color="FFFFFF"/>
+              <w:bottom w:val="single" w:sz="4" w:space="0" w:color="FFFFFF"/>
+              <w:right w:val="nil"/>
+            </w:tcBorders>
+            <w:shd w:val="clear" w:color="BDD7EE" w:fill="BDD7EE"/>
+            <w:vAlign w:val="center"/>
+            <w:hideMark/>
+          </w:tcPr>
+          <w:p>
+            <w:pPr>
+              <w:spacing w:after="0" w:line="240" w:lineRule="auto"/>
+              <w:rPr>
+                <w:rFonts w:ascii="Calibri" w:eastAsia="Times New Roman" w:hAnsi="Calibri" w:cs="Calibri"/>
+                <w:color w:val="000000"/>
+                <w:kern w:val="0"/>
+                <w:sz w:val="22"/>
+                <w:szCs w:val="22"/>
+                <w:lang w:eastAsia="es-MX"/>
+                <w14:ligatures w14:val="none"/>
+              </w:rPr>
+            </w:pPr>
+            <w:r>
+              <w:rPr>
+                <w:rFonts w:ascii="Calibri" w:eastAsia="Times New Roman" w:hAnsi="Calibri" w:cs="Calibri"/>
+                <w:color w:val="000000"/>
+                <w:kern w:val="0"/>
+                <w:sz w:val="22"/>
+                <w:szCs w:val="22"/>
+                <w:lang w:eastAsia="es-MX"/>
+                <w14:ligatures w14:val="none"/>
+              </w:rPr>
+              <w:t>Si se asigna el rol de "Liderazgo Ejecutivo", el sistema debe validar que no existan más de 'N' usuarios con este privilegio según política.</w:t>
+            </w:r>
+          </w:p>
+        </w:tc>
+      </w:tr>
+      <w:tr>
+        <w:trPr>
+          <w:trHeight w:val="1645"/>
+        </w:trPr>
+        <w:tc>
+          <w:tcPr>
+            <w:tcW w:w="1322" w:type="pct"/>
+            <w:tcBorders>
+              <w:top w:val="single" w:sz="4" w:space="0" w:color="FFFFFF"/>
+              <w:left w:val="nil"/>
+              <w:bottom w:val="single" w:sz="4" w:space="0" w:color="FFFFFF"/>
+              <w:right w:val="single" w:sz="4" w:space="0" w:color="FFFFFF"/>
+            </w:tcBorders>
+            <w:shd w:val="clear" w:color="DDEBF7" w:fill="DDEBF7"/>
+            <w:vAlign w:val="center"/>
+            <w:hideMark/>
+          </w:tcPr>
+          <w:p>
+            <w:pPr>
+              <w:spacing w:after="0" w:line="240" w:lineRule="auto"/>
+              <w:rPr>
+                <w:rFonts w:ascii="Calibri" w:eastAsia="Times New Roman" w:hAnsi="Calibri" w:cs="Calibri"/>
+                <w:color w:val="000000"/>
+                <w:kern w:val="0"/>
+                <w:sz w:val="22"/>
+                <w:szCs w:val="22"/>
+                <w:lang w:eastAsia="es-MX"/>
+                <w14:ligatures w14:val="none"/>
+              </w:rPr>
+            </w:pPr>
+            <w:r>
+              <w:rPr>
+                <w:rFonts w:ascii="Calibri" w:eastAsia="Times New Roman" w:hAnsi="Calibri" w:cs="Calibri"/>
+                <w:color w:val="000000"/>
+                <w:kern w:val="0"/>
+                <w:sz w:val="22"/>
+                <w:szCs w:val="22"/>
+                <w:lang w:eastAsia="es-MX"/>
+                <w14:ligatures w14:val="none"/>
+              </w:rPr>
+              <w:t>V4004</w:t>
+            </w:r>
+          </w:p>
+        </w:tc>
+        <w:tc>
+          <w:tcPr>
+            <w:tcW w:w="1564" w:type="pct"/>
+            <w:tcBorders>
+              <w:top w:val="single" w:sz="4" w:space="0" w:color="FFFFFF"/>
+              <w:left w:val="single" w:sz="4" w:space="0" w:color="FFFFFF"/>
+              <w:bottom w:val="single" w:sz="4" w:space="0" w:color="FFFFFF"/>
+              <w:right w:val="single" w:sz="4" w:space="0" w:color="FFFFFF"/>
+            </w:tcBorders>
+            <w:shd w:val="clear" w:color="DDEBF7" w:fill="DDEBF7"/>
+            <w:vAlign w:val="center"/>
+            <w:hideMark/>
+          </w:tcPr>
+          <w:p>
+            <w:pPr>
+              <w:spacing w:after="0" w:line="240" w:lineRule="auto"/>
+              <w:rPr>
+                <w:rFonts w:ascii="Calibri" w:eastAsia="Times New Roman" w:hAnsi="Calibri" w:cs="Calibri"/>
+                <w:color w:val="000000"/>
+                <w:kern w:val="0"/>
+                <w:sz w:val="22"/>
+                <w:szCs w:val="22"/>
+                <w:lang w:eastAsia="es-MX"/>
+                <w14:ligatures w14:val="none"/>
+              </w:rPr>
+            </w:pPr>
+            <w:r>
+              <w:rPr>
+                <w:rFonts w:ascii="Calibri" w:eastAsia="Times New Roman" w:hAnsi="Calibri" w:cs="Calibri"/>
+                <w:color w:val="000000"/>
+                <w:kern w:val="0"/>
+                <w:sz w:val="22"/>
+                <w:szCs w:val="22"/>
+                <w:lang w:eastAsia="es-MX"/>
+                <w14:ligatures w14:val="none"/>
+              </w:rPr>
+              <w:t>Baja de Usuario con Tareas Activas</w:t>
+            </w:r>
+          </w:p>
+        </w:tc>
+        <w:tc>
+          <w:tcPr>
+            <w:tcW w:w="2114" w:type="pct"/>
+            <w:tcBorders>
+              <w:top w:val="single" w:sz="4" w:space="0" w:color="FFFFFF"/>
+              <w:left w:val="single" w:sz="4" w:space="0" w:color="FFFFFF"/>
+              <w:bottom w:val="single" w:sz="4" w:space="0" w:color="FFFFFF"/>
+              <w:right w:val="nil"/>
+            </w:tcBorders>
+            <w:shd w:val="clear" w:color="DDEBF7" w:fill="DDEBF7"/>
+            <w:vAlign w:val="center"/>
+            <w:hideMark/>
+          </w:tcPr>
+          <w:p>
+            <w:pPr>
+              <w:spacing w:after="0" w:line="240" w:lineRule="auto"/>
+              <w:rPr>
+                <w:rFonts w:ascii="Calibri" w:eastAsia="Times New Roman" w:hAnsi="Calibri" w:cs="Calibri"/>
+                <w:color w:val="000000"/>
+                <w:kern w:val="0"/>
+                <w:sz w:val="22"/>
+                <w:szCs w:val="22"/>
+                <w:lang w:eastAsia="es-MX"/>
+                <w14:ligatures w14:val="none"/>
+              </w:rPr>
+            </w:pPr>
+            <w:r>
+              <w:rPr>
+                <w:rFonts w:ascii="Calibri" w:eastAsia="Times New Roman" w:hAnsi="Calibri" w:cs="Calibri"/>
+                <w:color w:val="000000"/>
+                <w:kern w:val="0"/>
+                <w:sz w:val="22"/>
+                <w:szCs w:val="22"/>
+                <w:lang w:eastAsia="es-MX"/>
+                <w14:ligatures w14:val="none"/>
+              </w:rPr>
+              <w:t>Si se intenta cambiar el estado de un desarrollador a "Inactivo", el sistema debe validar si tiene tickets o solicitudes en estado "En Proceso".</w:t>
+            </w:r>
+          </w:p>
+        </w:tc>
+      </w:tr>
+      <w:tr>
+        <w:trPr>
+          <w:trHeight w:val="897"/>
+        </w:trPr>
+        <w:tc>
+          <w:tcPr>
+            <w:tcW w:w="1322" w:type="pct"/>
+            <w:tcBorders>
+              <w:top w:val="single" w:sz="4" w:space="0" w:color="FFFFFF"/>
+              <w:left w:val="nil"/>
+              <w:bottom w:val="single" w:sz="4" w:space="0" w:color="FFFFFF"/>
+              <w:right w:val="single" w:sz="4" w:space="0" w:color="FFFFFF"/>
+            </w:tcBorders>
+            <w:shd w:val="clear" w:color="BDD7EE" w:fill="BDD7EE"/>
+            <w:vAlign w:val="center"/>
+            <w:hideMark/>
+          </w:tcPr>
+          <w:p>
+            <w:pPr>
+              <w:spacing w:after="0" w:line="240" w:lineRule="auto"/>
+              <w:rPr>
+                <w:rFonts w:ascii="Calibri" w:eastAsia="Times New Roman" w:hAnsi="Calibri" w:cs="Calibri"/>
+                <w:color w:val="000000"/>
+                <w:kern w:val="0"/>
+                <w:sz w:val="22"/>
+                <w:szCs w:val="22"/>
+                <w:lang w:eastAsia="es-MX"/>
+                <w14:ligatures w14:val="none"/>
+              </w:rPr>
+            </w:pPr>
+            <w:r>
+              <w:rPr>
+                <w:rFonts w:ascii="Calibri" w:eastAsia="Times New Roman" w:hAnsi="Calibri" w:cs="Calibri"/>
+                <w:color w:val="000000"/>
+                <w:kern w:val="0"/>
+                <w:sz w:val="22"/>
+                <w:szCs w:val="22"/>
+                <w:lang w:eastAsia="es-MX"/>
+                <w14:ligatures w14:val="none"/>
+              </w:rPr>
+              <w:t>V4005</w:t>
+            </w:r>
+          </w:p>
+        </w:tc>
+        <w:tc>
+          <w:tcPr>
+            <w:tcW w:w="1564" w:type="pct"/>
+            <w:tcBorders>
+              <w:top w:val="single" w:sz="4" w:space="0" w:color="FFFFFF"/>
+              <w:left w:val="single" w:sz="4" w:space="0" w:color="FFFFFF"/>
+              <w:bottom w:val="single" w:sz="4" w:space="0" w:color="FFFFFF"/>
+              <w:right w:val="single" w:sz="4" w:space="0" w:color="FFFFFF"/>
+            </w:tcBorders>
+            <w:shd w:val="clear" w:color="BDD7EE" w:fill="BDD7EE"/>
+            <w:vAlign w:val="center"/>
+            <w:hideMark/>
+          </w:tcPr>
+          <w:p>
+            <w:pPr>
+              <w:spacing w:after="0" w:line="240" w:lineRule="auto"/>
+              <w:rPr>
+                <w:rFonts w:ascii="Calibri" w:eastAsia="Times New Roman" w:hAnsi="Calibri" w:cs="Calibri"/>
+                <w:color w:val="000000"/>
+                <w:kern w:val="0"/>
+                <w:sz w:val="22"/>
+                <w:szCs w:val="22"/>
+                <w:lang w:eastAsia="es-MX"/>
+                <w14:ligatures w14:val="none"/>
+              </w:rPr>
+            </w:pPr>
+            <w:r>
+              <w:rPr>
+                <w:rFonts w:ascii="Calibri" w:eastAsia="Times New Roman" w:hAnsi="Calibri" w:cs="Calibri"/>
+                <w:color w:val="000000"/>
+                <w:kern w:val="0"/>
+                <w:sz w:val="22"/>
+                <w:szCs w:val="22"/>
+                <w:lang w:eastAsia="es-MX"/>
+                <w14:ligatures w14:val="none"/>
+              </w:rPr>
+              <w:t>Integridad de Formato de Extensión</w:t>
+            </w:r>
+          </w:p>
+        </w:tc>
+        <w:tc>
+          <w:tcPr>
+            <w:tcW w:w="2114" w:type="pct"/>
+            <w:tcBorders>
+              <w:top w:val="single" w:sz="4" w:space="0" w:color="FFFFFF"/>
+              <w:left w:val="single" w:sz="4" w:space="0" w:color="FFFFFF"/>
+              <w:bottom w:val="single" w:sz="4" w:space="0" w:color="FFFFFF"/>
+              <w:right w:val="nil"/>
+            </w:tcBorders>
+            <w:shd w:val="clear" w:color="BDD7EE" w:fill="BDD7EE"/>
+            <w:vAlign w:val="center"/>
+            <w:hideMark/>
+          </w:tcPr>
+          <w:p>
+            <w:pPr>
+              <w:spacing w:after="0" w:line="240" w:lineRule="auto"/>
+              <w:rPr>
+                <w:rFonts w:ascii="Calibri" w:eastAsia="Times New Roman" w:hAnsi="Calibri" w:cs="Calibri"/>
+                <w:color w:val="000000"/>
+                <w:kern w:val="0"/>
+                <w:sz w:val="22"/>
+                <w:szCs w:val="22"/>
+                <w:lang w:eastAsia="es-MX"/>
+                <w14:ligatures w14:val="none"/>
+              </w:rPr>
+            </w:pPr>
+            <w:r>
+              <w:rPr>
+                <w:rFonts w:ascii="Calibri" w:eastAsia="Times New Roman" w:hAnsi="Calibri" w:cs="Calibri"/>
+                <w:color w:val="000000"/>
+                <w:kern w:val="0"/>
+                <w:sz w:val="22"/>
+                <w:szCs w:val="22"/>
+                <w:lang w:eastAsia="es-MX"/>
+                <w14:ligatures w14:val="none"/>
+              </w:rPr>
+              <w:t>El campo de extensión debe validar un formato numérico de 4 a 5 dígitos (estándar ISSEG).</w:t>
+            </w:r>
+          </w:p>
+        </w:tc>
+      </w:tr>
+      <w:tr>
+        <w:trPr>
+          <w:trHeight w:val="897"/>
         </w:trPr>
         <w:tc>
           <w:tcPr>
@@ -44029,34 +44389,34 @@
               <w:bottom w:val="nil"/>
               <w:right w:val="single" w:sz="4" w:space="0" w:color="FFFFFF"/>
             </w:tcBorders>
-            <w:shd w:val="clear" w:color="BDD7EE" w:fill="BDD7EE"/>
-            <w:vAlign w:val="center"/>
-            <w:hideMark/>
-          </w:tcPr>
-          <w:p>
-            <w:pPr>
-              <w:spacing w:after="0" w:line="240" w:lineRule="auto"/>
-              <w:rPr>
-                <w:rFonts w:ascii="Calibri" w:eastAsia="Times New Roman" w:hAnsi="Calibri" w:cs="Calibri"/>
-                <w:color w:val="000000"/>
-                <w:kern w:val="0"/>
-                <w:sz w:val="22"/>
-                <w:szCs w:val="22"/>
-                <w:lang w:eastAsia="es-MX"/>
-                <w14:ligatures w14:val="none"/>
-              </w:rPr>
-            </w:pPr>
-            <w:r>
-              <w:rPr>
-                <w:rFonts w:ascii="Calibri" w:eastAsia="Times New Roman" w:hAnsi="Calibri" w:cs="Calibri"/>
-                <w:color w:val="000000"/>
-                <w:kern w:val="0"/>
-                <w:sz w:val="22"/>
-                <w:szCs w:val="22"/>
-                <w:lang w:eastAsia="es-MX"/>
-                <w14:ligatures w14:val="none"/>
-              </w:rPr>
-              <w:t>E5003</w:t>
+            <w:shd w:val="clear" w:color="DDEBF7" w:fill="DDEBF7"/>
+            <w:vAlign w:val="center"/>
+            <w:hideMark/>
+          </w:tcPr>
+          <w:p>
+            <w:pPr>
+              <w:spacing w:after="0" w:line="240" w:lineRule="auto"/>
+              <w:rPr>
+                <w:rFonts w:ascii="Calibri" w:eastAsia="Times New Roman" w:hAnsi="Calibri" w:cs="Calibri"/>
+                <w:color w:val="000000"/>
+                <w:kern w:val="0"/>
+                <w:sz w:val="22"/>
+                <w:szCs w:val="22"/>
+                <w:lang w:eastAsia="es-MX"/>
+                <w14:ligatures w14:val="none"/>
+              </w:rPr>
+            </w:pPr>
+            <w:r>
+              <w:rPr>
+                <w:rFonts w:ascii="Calibri" w:eastAsia="Times New Roman" w:hAnsi="Calibri" w:cs="Calibri"/>
+                <w:color w:val="000000"/>
+                <w:kern w:val="0"/>
+                <w:sz w:val="22"/>
+                <w:szCs w:val="22"/>
+                <w:lang w:eastAsia="es-MX"/>
+                <w14:ligatures w14:val="none"/>
+              </w:rPr>
+              <w:t>V4006</w:t>
             </w:r>
           </w:p>
         </w:tc>
@@ -44069,34 +44429,34 @@
               <w:bottom w:val="nil"/>
               <w:right w:val="single" w:sz="4" w:space="0" w:color="FFFFFF"/>
             </w:tcBorders>
-            <w:shd w:val="clear" w:color="BDD7EE" w:fill="BDD7EE"/>
-            <w:vAlign w:val="center"/>
-            <w:hideMark/>
-          </w:tcPr>
-          <w:p>
-            <w:pPr>
-              <w:spacing w:after="0" w:line="240" w:lineRule="auto"/>
-              <w:rPr>
-                <w:rFonts w:ascii="Calibri" w:eastAsia="Times New Roman" w:hAnsi="Calibri" w:cs="Calibri"/>
-                <w:color w:val="000000"/>
-                <w:kern w:val="0"/>
-                <w:sz w:val="22"/>
-                <w:szCs w:val="22"/>
-                <w:lang w:eastAsia="es-MX"/>
-                <w14:ligatures w14:val="none"/>
-              </w:rPr>
-            </w:pPr>
-            <w:r>
-              <w:rPr>
-                <w:rFonts w:ascii="Calibri" w:eastAsia="Times New Roman" w:hAnsi="Calibri" w:cs="Calibri"/>
-                <w:color w:val="000000"/>
-                <w:kern w:val="0"/>
-                <w:sz w:val="22"/>
-                <w:szCs w:val="22"/>
-                <w:lang w:eastAsia="es-MX"/>
-                <w14:ligatures w14:val="none"/>
-              </w:rPr>
-              <w:t>Acceso no autorizado</w:t>
+            <w:shd w:val="clear" w:color="DDEBF7" w:fill="DDEBF7"/>
+            <w:vAlign w:val="center"/>
+            <w:hideMark/>
+          </w:tcPr>
+          <w:p>
+            <w:pPr>
+              <w:spacing w:after="0" w:line="240" w:lineRule="auto"/>
+              <w:rPr>
+                <w:rFonts w:ascii="Calibri" w:eastAsia="Times New Roman" w:hAnsi="Calibri" w:cs="Calibri"/>
+                <w:color w:val="000000"/>
+                <w:kern w:val="0"/>
+                <w:sz w:val="22"/>
+                <w:szCs w:val="22"/>
+                <w:lang w:eastAsia="es-MX"/>
+                <w14:ligatures w14:val="none"/>
+              </w:rPr>
+            </w:pPr>
+            <w:r>
+              <w:rPr>
+                <w:rFonts w:ascii="Calibri" w:eastAsia="Times New Roman" w:hAnsi="Calibri" w:cs="Calibri"/>
+                <w:color w:val="000000"/>
+                <w:kern w:val="0"/>
+                <w:sz w:val="22"/>
+                <w:szCs w:val="22"/>
+                <w:lang w:eastAsia="es-MX"/>
+                <w14:ligatures w14:val="none"/>
+              </w:rPr>
+              <w:t>Cambio de Rol Crítico</w:t>
             </w:r>
           </w:p>
         </w:tc>
@@ -44109,34 +44469,34 @@
               <w:bottom w:val="nil"/>
               <w:right w:val="nil"/>
             </w:tcBorders>
-            <w:shd w:val="clear" w:color="BDD7EE" w:fill="BDD7EE"/>
-            <w:vAlign w:val="center"/>
-            <w:hideMark/>
-          </w:tcPr>
-          <w:p>
-            <w:pPr>
-              <w:spacing w:after="0" w:line="240" w:lineRule="auto"/>
-              <w:rPr>
-                <w:rFonts w:ascii="Calibri" w:eastAsia="Times New Roman" w:hAnsi="Calibri" w:cs="Calibri"/>
-                <w:color w:val="000000"/>
-                <w:kern w:val="0"/>
-                <w:sz w:val="22"/>
-                <w:szCs w:val="22"/>
-                <w:lang w:eastAsia="es-MX"/>
-                <w14:ligatures w14:val="none"/>
-              </w:rPr>
-            </w:pPr>
-            <w:r>
-              <w:rPr>
-                <w:rFonts w:ascii="Calibri" w:eastAsia="Times New Roman" w:hAnsi="Calibri" w:cs="Calibri"/>
-                <w:color w:val="000000"/>
-                <w:kern w:val="0"/>
-                <w:sz w:val="22"/>
-                <w:szCs w:val="22"/>
-                <w:lang w:eastAsia="es-MX"/>
-                <w14:ligatures w14:val="none"/>
-              </w:rPr>
-              <w:t>Mostrar mensaje indicando falta de permisos</w:t>
+            <w:shd w:val="clear" w:color="DDEBF7" w:fill="DDEBF7"/>
+            <w:vAlign w:val="center"/>
+            <w:hideMark/>
+          </w:tcPr>
+          <w:p>
+            <w:pPr>
+              <w:spacing w:after="0" w:line="240" w:lineRule="auto"/>
+              <w:rPr>
+                <w:rFonts w:ascii="Calibri" w:eastAsia="Times New Roman" w:hAnsi="Calibri" w:cs="Calibri"/>
+                <w:color w:val="000000"/>
+                <w:kern w:val="0"/>
+                <w:sz w:val="22"/>
+                <w:szCs w:val="22"/>
+                <w:lang w:eastAsia="es-MX"/>
+                <w14:ligatures w14:val="none"/>
+              </w:rPr>
+            </w:pPr>
+            <w:r>
+              <w:rPr>
+                <w:rFonts w:ascii="Calibri" w:eastAsia="Times New Roman" w:hAnsi="Calibri" w:cs="Calibri"/>
+                <w:color w:val="000000"/>
+                <w:kern w:val="0"/>
+                <w:sz w:val="22"/>
+                <w:szCs w:val="22"/>
+                <w:lang w:eastAsia="es-MX"/>
+                <w14:ligatures w14:val="none"/>
+              </w:rPr>
+              <w:t>Al cambiar un rol de "Solicitante" a "Desarrollador", se debe obligar a completar el perfil técnico.</w:t>
             </w:r>
           </w:p>
         </w:tc>
@@ -44462,7 +44822,6 @@
                 <w:lang w:eastAsia="es-MX"/>
                 <w14:ligatures w14:val="none"/>
               </w:rPr>
-              <w:lastRenderedPageBreak/>
               <w:t>M5002</w:t>
             </w:r>
           </w:p>
@@ -45629,6 +45988,7 @@
                 <w:lang w:eastAsia="es-MX"/>
                 <w14:ligatures w14:val="none"/>
               </w:rPr>
+              <w:lastRenderedPageBreak/>
               <w:t>E303</w:t>
             </w:r>
           </w:p>
@@ -46854,7 +47214,6 @@
                 <w:lang w:eastAsia="es-MX"/>
                 <w14:ligatures w14:val="none"/>
               </w:rPr>
-              <w:lastRenderedPageBreak/>
               <w:t>E308</w:t>
             </w:r>
           </w:p>
@@ -47996,6 +48355,7 @@
                 <w:lang w:eastAsia="es-MX"/>
                 <w14:ligatures w14:val="none"/>
               </w:rPr>
+              <w:lastRenderedPageBreak/>
               <w:t>E3003</w:t>
             </w:r>
           </w:p>
